--- a/interview_code_diffenent_company.docx
+++ b/interview_code_diffenent_company.docx
@@ -112,21 +112,23 @@
     <w:p>
       <w:pPr>
         <w:numPr>
-          <w:numId w:val="0"/>
-        </w:numPr>
-      </w:pPr>
-    </w:p>
-    <w:p>
-      <w:pPr>
-        <w:numPr>
+          <w:ilvl w:val="0"/>
+          <w:numId w:val="0"/>
+        </w:numPr>
+      </w:pPr>
+    </w:p>
+    <w:p>
+      <w:pPr>
+        <w:numPr>
+          <w:ilvl w:val="0"/>
           <w:numId w:val="0"/>
         </w:numPr>
       </w:pPr>
       <w:r>
         <w:drawing>
           <wp:inline distT="0" distB="0" distL="114300" distR="114300">
-            <wp:extent cx="5941695" cy="2432050"/>
-            <wp:effectExtent l="0" t="0" r="1905" b="6350"/>
+            <wp:extent cx="5941695" cy="3248660"/>
+            <wp:effectExtent l="0" t="0" r="1905" b="8890"/>
             <wp:docPr id="1" name="Picture 1"/>
             <wp:cNvGraphicFramePr>
               <a:graphicFrameLocks xmlns:a="http://schemas.openxmlformats.org/drawingml/2006/main" noChangeAspect="1"/>
@@ -149,7 +151,7 @@
                   <pic:spPr>
                     <a:xfrm>
                       <a:off x="0" y="0"/>
-                      <a:ext cx="5941695" cy="2432050"/>
+                      <a:ext cx="5941695" cy="3248660"/>
                     </a:xfrm>
                     <a:prstGeom prst="rect">
                       <a:avLst/>
@@ -169,13 +171,15 @@
     <w:p>
       <w:pPr>
         <w:numPr>
-          <w:numId w:val="0"/>
-        </w:numPr>
-      </w:pPr>
-    </w:p>
-    <w:p>
-      <w:pPr>
-        <w:numPr>
+          <w:ilvl w:val="0"/>
+          <w:numId w:val="0"/>
+        </w:numPr>
+      </w:pPr>
+    </w:p>
+    <w:p>
+      <w:pPr>
+        <w:numPr>
+          <w:ilvl w:val="0"/>
           <w:numId w:val="0"/>
         </w:numPr>
         <w:rPr>
@@ -194,6 +198,7 @@
     <w:p>
       <w:pPr>
         <w:numPr>
+          <w:ilvl w:val="0"/>
           <w:numId w:val="0"/>
         </w:numPr>
         <w:rPr>
@@ -205,6 +210,7 @@
     <w:p>
       <w:pPr>
         <w:numPr>
+          <w:ilvl w:val="0"/>
           <w:numId w:val="0"/>
         </w:numPr>
       </w:pPr>
@@ -255,55 +261,15 @@
     <w:p>
       <w:pPr>
         <w:numPr>
-          <w:numId w:val="0"/>
-        </w:numPr>
-      </w:pPr>
-    </w:p>
-    <w:p>
-      <w:pPr>
-        <w:numPr>
-          <w:numId w:val="0"/>
-        </w:numPr>
-      </w:pPr>
-    </w:p>
-    <w:p>
-      <w:pPr>
-        <w:numPr>
-          <w:numId w:val="0"/>
-        </w:numPr>
-      </w:pPr>
-    </w:p>
-    <w:p>
-      <w:pPr>
-        <w:numPr>
-          <w:numId w:val="0"/>
-        </w:numPr>
-      </w:pPr>
-    </w:p>
-    <w:p>
-      <w:pPr>
-        <w:numPr>
-          <w:numId w:val="0"/>
-        </w:numPr>
-      </w:pPr>
-    </w:p>
-    <w:p>
-      <w:pPr>
-        <w:numPr>
-          <w:numId w:val="0"/>
-        </w:numPr>
-      </w:pPr>
-    </w:p>
-    <w:p>
-      <w:pPr>
-        <w:numPr>
-          <w:numId w:val="0"/>
-        </w:numPr>
-      </w:pPr>
-    </w:p>
-    <w:p>
-      <w:pPr>
-        <w:numPr>
+          <w:ilvl w:val="0"/>
+          <w:numId w:val="0"/>
+        </w:numPr>
+      </w:pPr>
+    </w:p>
+    <w:p>
+      <w:pPr>
+        <w:numPr>
+          <w:ilvl w:val="0"/>
           <w:numId w:val="0"/>
         </w:numPr>
         <w:ind w:left="1440" w:leftChars="0" w:firstLine="720" w:firstLineChars="0"/>
@@ -323,6 +289,7 @@
     <w:p>
       <w:pPr>
         <w:numPr>
+          <w:ilvl w:val="0"/>
           <w:numId w:val="0"/>
         </w:numPr>
         <w:rPr>
@@ -341,6 +308,7 @@
     <w:p>
       <w:pPr>
         <w:numPr>
+          <w:ilvl w:val="0"/>
           <w:numId w:val="0"/>
         </w:numPr>
         <w:rPr>
@@ -395,14 +363,15 @@
     <w:p>
       <w:pPr>
         <w:numPr>
+          <w:ilvl w:val="0"/>
           <w:numId w:val="0"/>
         </w:numPr>
       </w:pPr>
       <w:r>
         <w:drawing>
           <wp:inline distT="0" distB="0" distL="114300" distR="114300">
-            <wp:extent cx="5940425" cy="2307590"/>
-            <wp:effectExtent l="0" t="0" r="3175" b="16510"/>
+            <wp:extent cx="5940425" cy="3188335"/>
+            <wp:effectExtent l="0" t="0" r="3175" b="12065"/>
             <wp:docPr id="4" name="Picture 4"/>
             <wp:cNvGraphicFramePr>
               <a:graphicFrameLocks xmlns:a="http://schemas.openxmlformats.org/drawingml/2006/main" noChangeAspect="1"/>
@@ -425,7 +394,7 @@
                   <pic:spPr>
                     <a:xfrm>
                       <a:off x="0" y="0"/>
-                      <a:ext cx="5940425" cy="2307590"/>
+                      <a:ext cx="5940425" cy="3188335"/>
                     </a:xfrm>
                     <a:prstGeom prst="rect">
                       <a:avLst/>
@@ -445,14 +414,15 @@
     <w:p>
       <w:pPr>
         <w:numPr>
+          <w:ilvl w:val="0"/>
           <w:numId w:val="0"/>
         </w:numPr>
       </w:pPr>
       <w:r>
         <w:drawing>
           <wp:inline distT="0" distB="0" distL="114300" distR="114300">
-            <wp:extent cx="5935980" cy="2898775"/>
-            <wp:effectExtent l="0" t="0" r="7620" b="15875"/>
+            <wp:extent cx="5935980" cy="3367405"/>
+            <wp:effectExtent l="0" t="0" r="7620" b="4445"/>
             <wp:docPr id="5" name="Picture 5"/>
             <wp:cNvGraphicFramePr>
               <a:graphicFrameLocks xmlns:a="http://schemas.openxmlformats.org/drawingml/2006/main" noChangeAspect="1"/>
@@ -475,7 +445,7 @@
                   <pic:spPr>
                     <a:xfrm>
                       <a:off x="0" y="0"/>
-                      <a:ext cx="5935980" cy="2898775"/>
+                      <a:ext cx="5935980" cy="3367405"/>
                     </a:xfrm>
                     <a:prstGeom prst="rect">
                       <a:avLst/>
@@ -495,27 +465,551 @@
     <w:p>
       <w:pPr>
         <w:numPr>
-          <w:numId w:val="0"/>
-        </w:numPr>
-      </w:pPr>
-    </w:p>
-    <w:p>
-      <w:pPr>
-        <w:numPr>
-          <w:numId w:val="0"/>
-        </w:numPr>
-      </w:pPr>
-    </w:p>
-    <w:p>
-      <w:pPr>
-        <w:numPr>
-          <w:numId w:val="0"/>
-        </w:numPr>
-      </w:pPr>
-    </w:p>
-    <w:p>
-      <w:pPr>
-        <w:numPr>
+          <w:ilvl w:val="0"/>
+          <w:numId w:val="0"/>
+        </w:numPr>
+      </w:pPr>
+    </w:p>
+    <w:p>
+      <w:pPr>
+        <w:numPr>
+          <w:ilvl w:val="0"/>
+          <w:numId w:val="0"/>
+        </w:numPr>
+      </w:pPr>
+    </w:p>
+    <w:p>
+      <w:pPr>
+        <w:numPr>
+          <w:ilvl w:val="0"/>
+          <w:numId w:val="0"/>
+        </w:numPr>
+      </w:pPr>
+    </w:p>
+    <w:p>
+      <w:pPr>
+        <w:numPr>
+          <w:ilvl w:val="0"/>
+          <w:numId w:val="0"/>
+        </w:numPr>
+      </w:pPr>
+    </w:p>
+    <w:p>
+      <w:pPr>
+        <w:numPr>
+          <w:ilvl w:val="0"/>
+          <w:numId w:val="0"/>
+        </w:numPr>
+      </w:pPr>
+    </w:p>
+    <w:p>
+      <w:pPr>
+        <w:numPr>
+          <w:ilvl w:val="0"/>
+          <w:numId w:val="0"/>
+        </w:numPr>
+      </w:pPr>
+    </w:p>
+    <w:p>
+      <w:pPr>
+        <w:numPr>
+          <w:ilvl w:val="0"/>
+          <w:numId w:val="0"/>
+        </w:numPr>
+      </w:pPr>
+    </w:p>
+    <w:p>
+      <w:pPr>
+        <w:numPr>
+          <w:ilvl w:val="0"/>
+          <w:numId w:val="0"/>
+        </w:numPr>
+      </w:pPr>
+    </w:p>
+    <w:p>
+      <w:pPr>
+        <w:numPr>
+          <w:ilvl w:val="0"/>
+          <w:numId w:val="0"/>
+        </w:numPr>
+      </w:pPr>
+    </w:p>
+    <w:p>
+      <w:pPr>
+        <w:numPr>
+          <w:ilvl w:val="0"/>
+          <w:numId w:val="0"/>
+        </w:numPr>
+      </w:pPr>
+    </w:p>
+    <w:p>
+      <w:pPr>
+        <w:numPr>
+          <w:ilvl w:val="0"/>
+          <w:numId w:val="0"/>
+        </w:numPr>
+      </w:pPr>
+    </w:p>
+    <w:p>
+      <w:pPr>
+        <w:numPr>
+          <w:ilvl w:val="0"/>
+          <w:numId w:val="0"/>
+        </w:numPr>
+      </w:pPr>
+      <w:r>
+        <w:rPr>
+          <w:rFonts w:hint="default"/>
+        </w:rPr>
+        <w:t>https://leetcode.com/problems/two-sum/description/</w:t>
+      </w:r>
+    </w:p>
+    <w:p>
+      <w:pPr>
+        <w:numPr>
+          <w:ilvl w:val="0"/>
+          <w:numId w:val="0"/>
+        </w:numPr>
+      </w:pPr>
+      <w:r>
+        <w:drawing>
+          <wp:inline distT="0" distB="0" distL="114300" distR="114300">
+            <wp:extent cx="5942965" cy="4533265"/>
+            <wp:effectExtent l="0" t="0" r="635" b="635"/>
+            <wp:docPr id="11" name="Picture 1"/>
+            <wp:cNvGraphicFramePr>
+              <a:graphicFrameLocks xmlns:a="http://schemas.openxmlformats.org/drawingml/2006/main" noChangeAspect="1"/>
+            </wp:cNvGraphicFramePr>
+            <a:graphic xmlns:a="http://schemas.openxmlformats.org/drawingml/2006/main">
+              <a:graphicData uri="http://schemas.openxmlformats.org/drawingml/2006/picture">
+                <pic:pic xmlns:pic="http://schemas.openxmlformats.org/drawingml/2006/picture">
+                  <pic:nvPicPr>
+                    <pic:cNvPr id="11" name="Picture 1"/>
+                    <pic:cNvPicPr>
+                      <a:picLocks noChangeAspect="1"/>
+                    </pic:cNvPicPr>
+                  </pic:nvPicPr>
+                  <pic:blipFill>
+                    <a:blip r:embed="rId11"/>
+                    <a:stretch>
+                      <a:fillRect/>
+                    </a:stretch>
+                  </pic:blipFill>
+                  <pic:spPr>
+                    <a:xfrm>
+                      <a:off x="0" y="0"/>
+                      <a:ext cx="5942965" cy="4533265"/>
+                    </a:xfrm>
+                    <a:prstGeom prst="rect">
+                      <a:avLst/>
+                    </a:prstGeom>
+                    <a:noFill/>
+                    <a:ln>
+                      <a:noFill/>
+                    </a:ln>
+                  </pic:spPr>
+                </pic:pic>
+              </a:graphicData>
+            </a:graphic>
+          </wp:inline>
+        </w:drawing>
+      </w:r>
+    </w:p>
+    <w:p>
+      <w:pPr>
+        <w:numPr>
+          <w:ilvl w:val="0"/>
+          <w:numId w:val="0"/>
+        </w:numPr>
+      </w:pPr>
+    </w:p>
+    <w:p>
+      <w:pPr>
+        <w:numPr>
+          <w:ilvl w:val="0"/>
+          <w:numId w:val="0"/>
+        </w:numPr>
+      </w:pPr>
+    </w:p>
+    <w:p>
+      <w:pPr>
+        <w:numPr>
+          <w:ilvl w:val="0"/>
+          <w:numId w:val="0"/>
+        </w:numPr>
+      </w:pPr>
+    </w:p>
+    <w:p>
+      <w:pPr>
+        <w:numPr>
+          <w:ilvl w:val="0"/>
+          <w:numId w:val="0"/>
+        </w:numPr>
+      </w:pPr>
+    </w:p>
+    <w:p>
+      <w:pPr>
+        <w:numPr>
+          <w:ilvl w:val="0"/>
+          <w:numId w:val="0"/>
+        </w:numPr>
+      </w:pPr>
+    </w:p>
+    <w:p>
+      <w:pPr>
+        <w:numPr>
+          <w:ilvl w:val="0"/>
+          <w:numId w:val="0"/>
+        </w:numPr>
+      </w:pPr>
+    </w:p>
+    <w:p>
+      <w:pPr>
+        <w:numPr>
+          <w:ilvl w:val="0"/>
+          <w:numId w:val="0"/>
+        </w:numPr>
+      </w:pPr>
+    </w:p>
+    <w:p>
+      <w:pPr>
+        <w:numPr>
+          <w:ilvl w:val="0"/>
+          <w:numId w:val="0"/>
+        </w:numPr>
+      </w:pPr>
+    </w:p>
+    <w:p>
+      <w:pPr>
+        <w:numPr>
+          <w:ilvl w:val="0"/>
+          <w:numId w:val="0"/>
+        </w:numPr>
+      </w:pPr>
+    </w:p>
+    <w:p>
+      <w:pPr>
+        <w:numPr>
+          <w:ilvl w:val="0"/>
+          <w:numId w:val="0"/>
+        </w:numPr>
+      </w:pPr>
+    </w:p>
+    <w:p>
+      <w:pPr>
+        <w:numPr>
+          <w:ilvl w:val="0"/>
+          <w:numId w:val="0"/>
+        </w:numPr>
+      </w:pPr>
+    </w:p>
+    <w:p>
+      <w:pPr>
+        <w:numPr>
+          <w:ilvl w:val="0"/>
+          <w:numId w:val="0"/>
+        </w:numPr>
+      </w:pPr>
+    </w:p>
+    <w:p>
+      <w:pPr>
+        <w:numPr>
+          <w:ilvl w:val="0"/>
+          <w:numId w:val="0"/>
+        </w:numPr>
+      </w:pPr>
+    </w:p>
+    <w:p>
+      <w:pPr>
+        <w:numPr>
+          <w:ilvl w:val="0"/>
+          <w:numId w:val="0"/>
+        </w:numPr>
+      </w:pPr>
+    </w:p>
+    <w:p>
+      <w:pPr>
+        <w:numPr>
+          <w:ilvl w:val="0"/>
+          <w:numId w:val="0"/>
+        </w:numPr>
+      </w:pPr>
+    </w:p>
+    <w:p>
+      <w:pPr>
+        <w:numPr>
+          <w:ilvl w:val="0"/>
+          <w:numId w:val="0"/>
+        </w:numPr>
+      </w:pPr>
+    </w:p>
+    <w:p>
+      <w:pPr>
+        <w:numPr>
+          <w:ilvl w:val="0"/>
+          <w:numId w:val="0"/>
+        </w:numPr>
+      </w:pPr>
+    </w:p>
+    <w:p>
+      <w:pPr>
+        <w:numPr>
+          <w:ilvl w:val="0"/>
+          <w:numId w:val="0"/>
+        </w:numPr>
+      </w:pPr>
+    </w:p>
+    <w:p>
+      <w:pPr>
+        <w:numPr>
+          <w:ilvl w:val="0"/>
+          <w:numId w:val="0"/>
+        </w:numPr>
+      </w:pPr>
+    </w:p>
+    <w:p>
+      <w:pPr>
+        <w:numPr>
+          <w:ilvl w:val="0"/>
+          <w:numId w:val="0"/>
+        </w:numPr>
+        <w:rPr>
+          <w:rFonts w:hint="default"/>
+          <w:lang w:val="en-GB"/>
+        </w:rPr>
+      </w:pPr>
+      <w:r>
+        <w:rPr>
+          <w:rFonts w:hint="default"/>
+          <w:lang w:val="en-GB"/>
+        </w:rPr>
+        <w:t xml:space="preserve">                                         3 SUM</w:t>
+      </w:r>
+    </w:p>
+    <w:p>
+      <w:pPr>
+        <w:numPr>
+          <w:ilvl w:val="0"/>
+          <w:numId w:val="0"/>
+        </w:numPr>
+      </w:pPr>
+      <w:r>
+        <w:drawing>
+          <wp:inline distT="0" distB="0" distL="114300" distR="114300">
+            <wp:extent cx="5937885" cy="3621405"/>
+            <wp:effectExtent l="0" t="0" r="5715" b="17145"/>
+            <wp:docPr id="13" name="Picture 1"/>
+            <wp:cNvGraphicFramePr>
+              <a:graphicFrameLocks xmlns:a="http://schemas.openxmlformats.org/drawingml/2006/main" noChangeAspect="1"/>
+            </wp:cNvGraphicFramePr>
+            <a:graphic xmlns:a="http://schemas.openxmlformats.org/drawingml/2006/main">
+              <a:graphicData uri="http://schemas.openxmlformats.org/drawingml/2006/picture">
+                <pic:pic xmlns:pic="http://schemas.openxmlformats.org/drawingml/2006/picture">
+                  <pic:nvPicPr>
+                    <pic:cNvPr id="13" name="Picture 1"/>
+                    <pic:cNvPicPr>
+                      <a:picLocks noChangeAspect="1"/>
+                    </pic:cNvPicPr>
+                  </pic:nvPicPr>
+                  <pic:blipFill>
+                    <a:blip r:embed="rId12"/>
+                    <a:stretch>
+                      <a:fillRect/>
+                    </a:stretch>
+                  </pic:blipFill>
+                  <pic:spPr>
+                    <a:xfrm>
+                      <a:off x="0" y="0"/>
+                      <a:ext cx="5937885" cy="3621405"/>
+                    </a:xfrm>
+                    <a:prstGeom prst="rect">
+                      <a:avLst/>
+                    </a:prstGeom>
+                    <a:noFill/>
+                    <a:ln>
+                      <a:noFill/>
+                    </a:ln>
+                  </pic:spPr>
+                </pic:pic>
+              </a:graphicData>
+            </a:graphic>
+          </wp:inline>
+        </w:drawing>
+      </w:r>
+    </w:p>
+    <w:p>
+      <w:pPr>
+        <w:numPr>
+          <w:ilvl w:val="0"/>
+          <w:numId w:val="0"/>
+        </w:numPr>
+      </w:pPr>
+      <w:r>
+        <w:drawing>
+          <wp:inline distT="0" distB="0" distL="114300" distR="114300">
+            <wp:extent cx="5935345" cy="3585210"/>
+            <wp:effectExtent l="0" t="0" r="8255" b="15240"/>
+            <wp:docPr id="14" name="Picture 2"/>
+            <wp:cNvGraphicFramePr>
+              <a:graphicFrameLocks xmlns:a="http://schemas.openxmlformats.org/drawingml/2006/main" noChangeAspect="1"/>
+            </wp:cNvGraphicFramePr>
+            <a:graphic xmlns:a="http://schemas.openxmlformats.org/drawingml/2006/main">
+              <a:graphicData uri="http://schemas.openxmlformats.org/drawingml/2006/picture">
+                <pic:pic xmlns:pic="http://schemas.openxmlformats.org/drawingml/2006/picture">
+                  <pic:nvPicPr>
+                    <pic:cNvPr id="14" name="Picture 2"/>
+                    <pic:cNvPicPr>
+                      <a:picLocks noChangeAspect="1"/>
+                    </pic:cNvPicPr>
+                  </pic:nvPicPr>
+                  <pic:blipFill>
+                    <a:blip r:embed="rId13"/>
+                    <a:stretch>
+                      <a:fillRect/>
+                    </a:stretch>
+                  </pic:blipFill>
+                  <pic:spPr>
+                    <a:xfrm>
+                      <a:off x="0" y="0"/>
+                      <a:ext cx="5935345" cy="3585210"/>
+                    </a:xfrm>
+                    <a:prstGeom prst="rect">
+                      <a:avLst/>
+                    </a:prstGeom>
+                    <a:noFill/>
+                    <a:ln>
+                      <a:noFill/>
+                    </a:ln>
+                  </pic:spPr>
+                </pic:pic>
+              </a:graphicData>
+            </a:graphic>
+          </wp:inline>
+        </w:drawing>
+      </w:r>
+    </w:p>
+    <w:p>
+      <w:pPr>
+        <w:numPr>
+          <w:ilvl w:val="0"/>
+          <w:numId w:val="0"/>
+        </w:numPr>
+      </w:pPr>
+    </w:p>
+    <w:p>
+      <w:pPr>
+        <w:numPr>
+          <w:ilvl w:val="0"/>
+          <w:numId w:val="0"/>
+        </w:numPr>
+      </w:pPr>
+      <w:r>
+        <w:drawing>
+          <wp:inline distT="0" distB="0" distL="114300" distR="114300">
+            <wp:extent cx="5772150" cy="3000375"/>
+            <wp:effectExtent l="0" t="0" r="0" b="9525"/>
+            <wp:docPr id="15" name="Picture 3"/>
+            <wp:cNvGraphicFramePr>
+              <a:graphicFrameLocks xmlns:a="http://schemas.openxmlformats.org/drawingml/2006/main" noChangeAspect="1"/>
+            </wp:cNvGraphicFramePr>
+            <a:graphic xmlns:a="http://schemas.openxmlformats.org/drawingml/2006/main">
+              <a:graphicData uri="http://schemas.openxmlformats.org/drawingml/2006/picture">
+                <pic:pic xmlns:pic="http://schemas.openxmlformats.org/drawingml/2006/picture">
+                  <pic:nvPicPr>
+                    <pic:cNvPr id="15" name="Picture 3"/>
+                    <pic:cNvPicPr>
+                      <a:picLocks noChangeAspect="1"/>
+                    </pic:cNvPicPr>
+                  </pic:nvPicPr>
+                  <pic:blipFill>
+                    <a:blip r:embed="rId14"/>
+                    <a:stretch>
+                      <a:fillRect/>
+                    </a:stretch>
+                  </pic:blipFill>
+                  <pic:spPr>
+                    <a:xfrm>
+                      <a:off x="0" y="0"/>
+                      <a:ext cx="5772150" cy="3000375"/>
+                    </a:xfrm>
+                    <a:prstGeom prst="rect">
+                      <a:avLst/>
+                    </a:prstGeom>
+                    <a:noFill/>
+                    <a:ln>
+                      <a:noFill/>
+                    </a:ln>
+                  </pic:spPr>
+                </pic:pic>
+              </a:graphicData>
+            </a:graphic>
+          </wp:inline>
+        </w:drawing>
+      </w:r>
+    </w:p>
+    <w:p>
+      <w:pPr>
+        <w:numPr>
+          <w:ilvl w:val="0"/>
+          <w:numId w:val="0"/>
+        </w:numPr>
+      </w:pPr>
+      <w:r>
+        <w:drawing>
+          <wp:inline distT="0" distB="0" distL="114300" distR="114300">
+            <wp:extent cx="5942330" cy="3392805"/>
+            <wp:effectExtent l="0" t="0" r="1270" b="17145"/>
+            <wp:docPr id="12" name="Picture 2"/>
+            <wp:cNvGraphicFramePr>
+              <a:graphicFrameLocks xmlns:a="http://schemas.openxmlformats.org/drawingml/2006/main" noChangeAspect="1"/>
+            </wp:cNvGraphicFramePr>
+            <a:graphic xmlns:a="http://schemas.openxmlformats.org/drawingml/2006/main">
+              <a:graphicData uri="http://schemas.openxmlformats.org/drawingml/2006/picture">
+                <pic:pic xmlns:pic="http://schemas.openxmlformats.org/drawingml/2006/picture">
+                  <pic:nvPicPr>
+                    <pic:cNvPr id="12" name="Picture 2"/>
+                    <pic:cNvPicPr>
+                      <a:picLocks noChangeAspect="1"/>
+                    </pic:cNvPicPr>
+                  </pic:nvPicPr>
+                  <pic:blipFill>
+                    <a:blip r:embed="rId15"/>
+                    <a:stretch>
+                      <a:fillRect/>
+                    </a:stretch>
+                  </pic:blipFill>
+                  <pic:spPr>
+                    <a:xfrm>
+                      <a:off x="0" y="0"/>
+                      <a:ext cx="5942330" cy="3392805"/>
+                    </a:xfrm>
+                    <a:prstGeom prst="rect">
+                      <a:avLst/>
+                    </a:prstGeom>
+                    <a:noFill/>
+                    <a:ln>
+                      <a:noFill/>
+                    </a:ln>
+                  </pic:spPr>
+                </pic:pic>
+              </a:graphicData>
+            </a:graphic>
+          </wp:inline>
+        </w:drawing>
+      </w:r>
+    </w:p>
+    <w:p>
+      <w:pPr>
+        <w:numPr>
+          <w:ilvl w:val="0"/>
+          <w:numId w:val="0"/>
+        </w:numPr>
+      </w:pPr>
+    </w:p>
+    <w:p>
+      <w:pPr>
+        <w:numPr>
+          <w:ilvl w:val="0"/>
           <w:numId w:val="0"/>
         </w:numPr>
         <w:rPr>
@@ -541,6 +1035,7 @@
     <w:p>
       <w:pPr>
         <w:numPr>
+          <w:ilvl w:val="0"/>
           <w:numId w:val="0"/>
         </w:numPr>
         <w:rPr>
@@ -559,6 +1054,7 @@
     <w:p>
       <w:pPr>
         <w:numPr>
+          <w:ilvl w:val="0"/>
           <w:numId w:val="0"/>
         </w:numPr>
         <w:rPr>
@@ -570,6 +1066,7 @@
     <w:p>
       <w:pPr>
         <w:numPr>
+          <w:ilvl w:val="0"/>
           <w:numId w:val="0"/>
         </w:numPr>
         <w:rPr>
@@ -588,6 +1085,7 @@
     <w:p>
       <w:pPr>
         <w:numPr>
+          <w:ilvl w:val="0"/>
           <w:numId w:val="0"/>
         </w:numPr>
       </w:pPr>
@@ -610,7 +1108,7 @@
                     </pic:cNvPicPr>
                   </pic:nvPicPr>
                   <pic:blipFill>
-                    <a:blip r:embed="rId11"/>
+                    <a:blip r:embed="rId16"/>
                     <a:stretch>
                       <a:fillRect/>
                     </a:stretch>
@@ -638,6 +1136,7 @@
     <w:p>
       <w:pPr>
         <w:numPr>
+          <w:ilvl w:val="0"/>
           <w:numId w:val="0"/>
         </w:numPr>
       </w:pPr>
@@ -660,7 +1159,7 @@
                     </pic:cNvPicPr>
                   </pic:nvPicPr>
                   <pic:blipFill>
-                    <a:blip r:embed="rId12"/>
+                    <a:blip r:embed="rId17"/>
                     <a:stretch>
                       <a:fillRect/>
                     </a:stretch>
@@ -688,6 +1187,7 @@
     <w:p>
       <w:pPr>
         <w:numPr>
+          <w:ilvl w:val="0"/>
           <w:numId w:val="0"/>
         </w:numPr>
       </w:pPr>
@@ -710,7 +1210,7 @@
                     </pic:cNvPicPr>
                   </pic:nvPicPr>
                   <pic:blipFill>
-                    <a:blip r:embed="rId13"/>
+                    <a:blip r:embed="rId18"/>
                     <a:stretch>
                       <a:fillRect/>
                     </a:stretch>
@@ -738,6 +1238,7 @@
     <w:p>
       <w:pPr>
         <w:numPr>
+          <w:ilvl w:val="0"/>
           <w:numId w:val="0"/>
         </w:numPr>
       </w:pPr>
@@ -760,7 +1261,7 @@
                     </pic:cNvPicPr>
                   </pic:nvPicPr>
                   <pic:blipFill>
-                    <a:blip r:embed="rId14"/>
+                    <a:blip r:embed="rId19"/>
                     <a:stretch>
                       <a:fillRect/>
                     </a:stretch>
@@ -788,12 +1289,9 @@
     <w:p>
       <w:pPr>
         <w:numPr>
-          <w:numId w:val="0"/>
-        </w:numPr>
-        <w:rPr>
-          <w:rFonts w:hint="default"/>
-          <w:lang w:val="en-GB"/>
-        </w:rPr>
+          <w:ilvl w:val="0"/>
+          <w:numId w:val="0"/>
+        </w:numPr>
       </w:pPr>
       <w:r>
         <w:drawing>
@@ -814,7 +1312,7 @@
                     </pic:cNvPicPr>
                   </pic:nvPicPr>
                   <pic:blipFill>
-                    <a:blip r:embed="rId15"/>
+                    <a:blip r:embed="rId20"/>
                     <a:stretch>
                       <a:fillRect/>
                     </a:stretch>
@@ -838,9 +1336,61 @@
           </wp:inline>
         </w:drawing>
       </w:r>
+    </w:p>
+    <w:p>
+      <w:pPr>
+        <w:numPr>
+          <w:ilvl w:val="0"/>
+          <w:numId w:val="0"/>
+        </w:numPr>
+      </w:pPr>
+    </w:p>
+    <w:p>
+      <w:pPr>
+        <w:numPr>
+          <w:ilvl w:val="0"/>
+          <w:numId w:val="0"/>
+        </w:numPr>
+      </w:pPr>
+    </w:p>
+    <w:p>
+      <w:pPr>
+        <w:numPr>
+          <w:ilvl w:val="0"/>
+          <w:numId w:val="0"/>
+        </w:numPr>
+      </w:pPr>
+    </w:p>
+    <w:p>
+      <w:pPr>
+        <w:numPr>
+          <w:ilvl w:val="0"/>
+          <w:numId w:val="0"/>
+        </w:numPr>
+        <w:rPr>
+          <w:rFonts w:hint="default"/>
+          <w:lang w:val="en-GB"/>
+        </w:rPr>
+      </w:pPr>
+      <w:r>
+        <w:rPr>
+          <w:rFonts w:hint="default"/>
+          <w:lang w:val="en-GB"/>
+        </w:rPr>
+        <w:t xml:space="preserve">                                       </w:t>
+      </w:r>
       <w:bookmarkStart w:id="0" w:name="_GoBack"/>
-      <w:bookmarkEnd w:id="0"/>
-    </w:p>
+      <w:r>
+        <w:rPr>
+          <w:rFonts w:hint="default"/>
+          <w:b/>
+          <w:bCs/>
+          <w:lang w:val="en-GB"/>
+        </w:rPr>
+        <w:t xml:space="preserve">   Binary Search Tree</w:t>
+      </w:r>
+    </w:p>
+    <w:bookmarkEnd w:id="0"/>
     <w:sectPr>
       <w:footerReference r:id="rId4" w:type="first"/>
       <w:footerReference r:id="rId3" w:type="default"/>
